--- a/pr-preview/pr-424/linear-algebra-direct-sums-tracked-changes.docx
+++ b/pr-preview/pr-424/linear-algebra-direct-sums-tracked-changes.docx
@@ -16,7 +16,7 @@
       </w:pPr>
       <w:del w:id="1" w:author="PR Preview" w:date="2026-01-01T00:00:00Z">
         <w:r>
-          <w:delText xml:space="preserve">Last modified: 2026-10-19 12:33:15 (PDT)</w:delText>
+          <w:delText xml:space="preserve">Last modified: 2026-10-19 23:31:34 (PDT)</w:delText>
         </w:r>
       </w:del>
     </w:p>
@@ -26,7 +26,7 @@
       </w:pPr>
       <w:ins w:id="2" w:author="PR Preview" w:date="2026-01-01T00:00:00Z">
         <w:r>
-          <w:t xml:space="preserve">Last modified: 2026-10-19 13:26:01 (PDT)</w:t>
+          <w:t xml:space="preserve">Last modified: 2026-10-19 23:35:06 (PDT)</w:t>
         </w:r>
       </w:ins>
     </w:p>
@@ -263,11 +263,86 @@
                 <w:rPr>
                   <w:rStyle w:val="Hyperlink"/>
                 </w:rPr>
-                <w:t xml:space="preserve">Theorem 8 in Column Space, Null Space and Rank-Nullity</w:t>
+                <w:t xml:space="preserve">Theorem 7 in Column Space, Null Space and Rank-Nullity</w:t>
               </w:r>
             </w:hyperlink>
             <w:r>
               <w:t xml:space="preserve">) instead.</w:t>
+            </w:r>
+            <w:r>
+              <w:t xml:space="preserve"> </w:t>
+            </w:r>
+            <w:r>
+              <w:t xml:space="preserve">The source defines the orthogonal complement inside an ambient vector space</w:t>
+            </w:r>
+            <w:r>
+              <w:t xml:space="preserve"> </w:t>
+            </w:r>
+            <m:oMath>
+              <m:r>
+                <m:t>V</m:t>
+              </m:r>
+              <m:r>
+                <m:rPr>
+                  <m:sty m:val="p"/>
+                </m:rPr>
+                <m:t>⊆</m:t>
+              </m:r>
+              <m:sSup>
+                <m:e>
+                  <m:r>
+                    <m:rPr>
+                      <m:scr m:val="double-struck"/>
+                      <m:sty m:val="p"/>
+                    </m:rPr>
+                    <m:t>R</m:t>
+                  </m:r>
+                </m:e>
+                <m:sup>
+                  <m:r>
+                    <m:t>m</m:t>
+                  </m:r>
+                </m:sup>
+              </m:sSup>
+            </m:oMath>
+            <w:r>
+              <w:t xml:space="preserve">;</w:t>
+            </w:r>
+            <w:r>
+              <w:t xml:space="preserve"> </w:t>
+            </w:r>
+            <w:r>
+              <w:t xml:space="preserve">here the ambient space is always</w:t>
+            </w:r>
+            <w:r>
+              <w:t xml:space="preserve"> </w:t>
+            </w:r>
+            <m:oMath>
+              <m:sSup>
+                <m:e>
+                  <m:r>
+                    <m:rPr>
+                      <m:scr m:val="double-struck"/>
+                      <m:sty m:val="p"/>
+                    </m:rPr>
+                    <m:t>R</m:t>
+                  </m:r>
+                </m:e>
+                <m:sup>
+                  <m:r>
+                    <m:t>p</m:t>
+                  </m:r>
+                </m:sup>
+              </m:sSup>
+            </m:oMath>
+            <w:r>
+              <w:t xml:space="preserve">,</w:t>
+            </w:r>
+            <w:r>
+              <w:t xml:space="preserve"> </w:t>
+            </w:r>
+            <w:r>
+              <w:t xml:space="preserve">which is all that the fundamental theorem and the projections need.</w:t>
             </w:r>
           </w:p>
           <w:p/>
@@ -8544,7 +8619,7 @@
                   <m:nor/>
                   <m:sty m:val="p"/>
                 </m:rPr>
-                <m:t>Theorem 7 in Column Space, Null Space and Rank-Nullity</m:t>
+                <m:t>Theorem 6 in Column Space, Null Space and Rank-Nullity</m:t>
               </m:r>
               <m:r>
                 <m:rPr>
@@ -8896,7 +8971,7 @@
                   <m:nor/>
                   <m:sty m:val="p"/>
                 </m:rPr>
-                <m:t>Theorem 7 in Column Space, Null Space and Rank-Nullity</m:t>
+                <m:t>Theorem 6 in Column Space, Null Space and Rank-Nullity</m:t>
               </m:r>
               <m:r>
                 <m:rPr>
@@ -9273,15 +9348,21 @@
           <m:t>B</m:t>
         </m:r>
       </m:oMath>
-      <w:r>
-        <w:t xml:space="preserve"> </w:t>
-      </w:r>
-      <w:r>
-        <w:t xml:space="preserve">is the</w:t>
-      </w:r>
-      <w:r>
-        <w:t xml:space="preserve"> </w:t>
-      </w:r>
+      <w:del w:id="3" w:author="PR Preview" w:date="2026-01-01T00:00:00Z">
+        <w:r>
+          <w:delText xml:space="preserve"> </w:delText>
+        </w:r>
+      </w:del>
+      <w:del w:id="4" w:author="PR Preview" w:date="2026-01-01T00:00:00Z">
+        <w:r>
+          <w:delText xml:space="preserve">is the</w:delText>
+        </w:r>
+      </w:del>
+      <w:del w:id="5" w:author="PR Preview" w:date="2026-01-01T00:00:00Z">
+        <w:r>
+          <w:delText xml:space="preserve"> </w:delText>
+        </w:r>
+      </w:del>
       <m:oMath>
         <m:r>
           <m:t>2</m:t>
@@ -9296,46 +9377,217 @@
           <m:t>2</m:t>
         </m:r>
       </m:oMath>
-      <w:r>
-        <w:t xml:space="preserve"> </w:t>
-      </w:r>
-      <w:r>
-        <w:t xml:space="preserve">identity matrix, which has rank</w:t>
-      </w:r>
-      <w:r>
-        <w:t xml:space="preserve"> </w:t>
-      </w:r>
+      <w:del w:id="6" w:author="PR Preview" w:date="2026-01-01T00:00:00Z">
+        <w:r>
+          <w:delText xml:space="preserve"> </w:delText>
+        </w:r>
+      </w:del>
+      <w:del w:id="7" w:author="PR Preview" w:date="2026-01-01T00:00:00Z">
+        <w:r>
+          <w:delText xml:space="preserve">identity matrix, which has rank</w:delText>
+        </w:r>
+      </w:del>
+      <w:del w:id="8" w:author="PR Preview" w:date="2026-01-01T00:00:00Z">
+        <w:r>
+          <w:delText xml:space="preserve"> </w:delText>
+        </w:r>
+      </w:del>
       <m:oMath>
         <m:r>
           <m:t>2</m:t>
         </m:r>
       </m:oMath>
-      <w:r>
-        <w:t xml:space="preserve"> </w:t>
-      </w:r>
-      <w:r>
-        <w:t xml:space="preserve">(</w:t>
-      </w:r>
+      <w:del w:id="9" w:author="PR Preview" w:date="2026-01-01T00:00:00Z">
+        <w:r>
+          <w:delText xml:space="preserve"> </w:delText>
+        </w:r>
+      </w:del>
+      <w:del w:id="10" w:author="PR Preview" w:date="2026-01-01T00:00:00Z">
+        <w:r>
+          <w:delText xml:space="preserve">(</w:delText>
+        </w:r>
+      </w:del>
       <w:hyperlink r:id="rId37">
+        <w:del w:id="11" w:author="PR Preview" w:date="2026-01-01T00:00:00Z">
+          <w:r>
+            <w:rPr>
+              <w:rStyle w:val="Hyperlink"/>
+            </w:rPr>
+            <w:delText xml:space="preserve">Example 13 in Column Space, Null Space and Rank-Nullity</w:delText>
+          </w:r>
+        </w:del>
+      </w:hyperlink>
+      <w:del w:id="12" w:author="PR Preview" w:date="2026-01-01T00:00:00Z">
         <w:r>
-          <w:rPr>
-            <w:rStyle w:val="Hyperlink"/>
-          </w:rPr>
-          <w:t xml:space="preserve">Example 13 in Column Space, Null Space and Rank-Nullity</w:t>
+          <w:delText xml:space="preserve">),</w:delText>
         </w:r>
+      </w:del>
+      <w:del w:id="13" w:author="PR Preview" w:date="2026-01-01T00:00:00Z">
+        <w:r>
+          <w:delText xml:space="preserve"> </w:delText>
+        </w:r>
+      </w:del>
+      <w:del w:id="14" w:author="PR Preview" w:date="2026-01-01T00:00:00Z">
+        <w:r>
+          <w:delText xml:space="preserve">so the bound</w:delText>
+        </w:r>
+      </w:del>
+      <w:del w:id="15" w:author="PR Preview" w:date="2026-01-01T00:00:00Z">
+        <w:r>
+          <w:delText xml:space="preserve"> </w:delText>
+        </w:r>
+      </w:del>
+      <m:oMath>
+        <m:r>
+          <m:t>2</m:t>
+        </m:r>
+        <m:r>
+          <m:rPr>
+            <m:sty m:val="p"/>
+          </m:rPr>
+          <m:t>≤</m:t>
+        </m:r>
+        <m:r>
+          <m:t>1</m:t>
+        </m:r>
+        <m:r>
+          <m:rPr>
+            <m:sty m:val="p"/>
+          </m:rPr>
+          <m:t>+</m:t>
+        </m:r>
+        <m:r>
+          <m:t>1</m:t>
+        </m:r>
+      </m:oMath>
+      <w:del w:id="16" w:author="PR Preview" w:date="2026-01-01T00:00:00Z">
+        <w:r>
+          <w:delText xml:space="preserve"> </w:delText>
+        </w:r>
+      </w:del>
+      <w:del w:id="17" w:author="PR Preview" w:date="2026-01-01T00:00:00Z">
+        <w:r>
+          <w:delText xml:space="preserve">holds with equality.</w:delText>
+        </w:r>
+      </w:del>
+    </w:p>
+    <w:p>
+      <w:pPr>
+        <w:pStyle w:val="Compact"/>
+        <w:numPr>
+          <w:ilvl w:val="0"/>
+          <w:numId w:val="1003"/>
+        </w:numPr>
+      </w:pPr>
+      <m:oMath>
+        <m:r>
+          <m:rPr>
+            <m:sty m:val="bi"/>
+          </m:rPr>
+          <m:t>A</m:t>
+        </m:r>
+        <m:r>
+          <m:rPr>
+            <m:sty m:val="p"/>
+          </m:rPr>
+          <m:t>+</m:t>
+        </m:r>
+        <m:r>
+          <m:rPr>
+            <m:sty m:val="bi"/>
+          </m:rPr>
+          <m:t>B</m:t>
+        </m:r>
+      </m:oMath>
+      <w:ins w:id="18" w:author="PR Preview" w:date="2026-01-01T00:00:00Z">
+        <w:r>
+          <w:t xml:space="preserve"> </w:t>
+        </w:r>
+      </w:ins>
+      <w:ins w:id="19" w:author="PR Preview" w:date="2026-01-01T00:00:00Z">
+        <w:r>
+          <w:t xml:space="preserve">is the</w:t>
+        </w:r>
+      </w:ins>
+      <w:ins w:id="20" w:author="PR Preview" w:date="2026-01-01T00:00:00Z">
+        <w:r>
+          <w:t xml:space="preserve"> </w:t>
+        </w:r>
+      </w:ins>
+      <m:oMath>
+        <m:r>
+          <m:t>2</m:t>
+        </m:r>
+        <m:r>
+          <m:rPr>
+            <m:sty m:val="p"/>
+          </m:rPr>
+          <m:t>×</m:t>
+        </m:r>
+        <m:r>
+          <m:t>2</m:t>
+        </m:r>
+      </m:oMath>
+      <w:ins w:id="21" w:author="PR Preview" w:date="2026-01-01T00:00:00Z">
+        <w:r>
+          <w:t xml:space="preserve"> </w:t>
+        </w:r>
+      </w:ins>
+      <w:ins w:id="22" w:author="PR Preview" w:date="2026-01-01T00:00:00Z">
+        <w:r>
+          <w:t xml:space="preserve">identity matrix, which has rank</w:t>
+        </w:r>
+      </w:ins>
+      <w:ins w:id="23" w:author="PR Preview" w:date="2026-01-01T00:00:00Z">
+        <w:r>
+          <w:t xml:space="preserve"> </w:t>
+        </w:r>
+      </w:ins>
+      <m:oMath>
+        <m:r>
+          <m:t>2</m:t>
+        </m:r>
+      </m:oMath>
+      <w:ins w:id="24" w:author="PR Preview" w:date="2026-01-01T00:00:00Z">
+        <w:r>
+          <w:t xml:space="preserve"> </w:t>
+        </w:r>
+      </w:ins>
+      <w:ins w:id="25" w:author="PR Preview" w:date="2026-01-01T00:00:00Z">
+        <w:r>
+          <w:t xml:space="preserve">(</w:t>
+        </w:r>
+      </w:ins>
+      <w:hyperlink r:id="rId37">
+        <w:ins w:id="26" w:author="PR Preview" w:date="2026-01-01T00:00:00Z">
+          <w:r>
+            <w:rPr>
+              <w:rStyle w:val="Hyperlink"/>
+            </w:rPr>
+            <w:t xml:space="preserve">Example 12 in Column Space, Null Space and Rank-Nullity</w:t>
+          </w:r>
+        </w:ins>
       </w:hyperlink>
-      <w:r>
-        <w:t xml:space="preserve">),</w:t>
-      </w:r>
-      <w:r>
-        <w:t xml:space="preserve"> </w:t>
-      </w:r>
-      <w:r>
-        <w:t xml:space="preserve">so the bound</w:t>
-      </w:r>
-      <w:r>
-        <w:t xml:space="preserve"> </w:t>
-      </w:r>
+      <w:ins w:id="27" w:author="PR Preview" w:date="2026-01-01T00:00:00Z">
+        <w:r>
+          <w:t xml:space="preserve">),</w:t>
+        </w:r>
+      </w:ins>
+      <w:ins w:id="28" w:author="PR Preview" w:date="2026-01-01T00:00:00Z">
+        <w:r>
+          <w:t xml:space="preserve"> </w:t>
+        </w:r>
+      </w:ins>
+      <w:ins w:id="29" w:author="PR Preview" w:date="2026-01-01T00:00:00Z">
+        <w:r>
+          <w:t xml:space="preserve">so the bound</w:t>
+        </w:r>
+      </w:ins>
+      <w:ins w:id="30" w:author="PR Preview" w:date="2026-01-01T00:00:00Z">
+        <w:r>
+          <w:t xml:space="preserve"> </w:t>
+        </w:r>
+      </w:ins>
       <m:oMath>
         <m:r>
           <m:t>2</m:t>
@@ -9359,12 +9611,16 @@
           <m:t>1</m:t>
         </m:r>
       </m:oMath>
-      <w:r>
-        <w:t xml:space="preserve"> </w:t>
-      </w:r>
-      <w:r>
-        <w:t xml:space="preserve">holds with equality.</w:t>
-      </w:r>
+      <w:ins w:id="31" w:author="PR Preview" w:date="2026-01-01T00:00:00Z">
+        <w:r>
+          <w:t xml:space="preserve"> </w:t>
+        </w:r>
+      </w:ins>
+      <w:ins w:id="32" w:author="PR Preview" w:date="2026-01-01T00:00:00Z">
+        <w:r>
+          <w:t xml:space="preserve">holds with equality.</w:t>
+        </w:r>
+      </w:ins>
     </w:p>
     <w:p>
       <w:pPr>
@@ -20453,7 +20709,7 @@
                   <m:nor/>
                   <m:sty m:val="p"/>
                 </m:rPr>
-                <m:t>Theorem 8 in Column Space, Null Space and Rank-Nullity</m:t>
+                <m:t>Theorem 7 in Column Space, Null Space and Rank-Nullity</m:t>
               </m:r>
               <m:r>
                 <m:rPr>
@@ -20559,7 +20815,7 @@
                   <m:nor/>
                   <m:sty m:val="p"/>
                 </m:rPr>
-                <m:t>Theorem 10 in Column Space, Null Space and Rank-Nullity</m:t>
+                <m:t>Theorem 9 in Column Space, Null Space and Rank-Nullity</m:t>
               </m:r>
               <m:r>
                 <m:rPr>
@@ -20653,7 +20909,7 @@
                   <m:nor/>
                   <m:sty m:val="p"/>
                 </m:rPr>
-                <m:t>Theorem 7 in Column Space, Null Space and Rank-Nullity</m:t>
+                <m:t>Theorem 6 in Column Space, Null Space and Rank-Nullity</m:t>
               </m:r>
               <m:r>
                 <m:rPr>
@@ -26650,16 +26906,20 @@
       <w:pPr>
         <w:pStyle w:val="BodyText"/>
       </w:pPr>
-      <w:r>
-        <w:rPr>
-          <w:b/>
-          <w:bCs/>
-        </w:rPr>
-        <w:t xml:space="preserve">Part 4.</w:t>
-      </w:r>
-      <w:r>
-        <w:t xml:space="preserve"> </w:t>
-      </w:r>
+      <w:del w:id="33" w:author="PR Preview" w:date="2026-01-01T00:00:00Z">
+        <w:r>
+          <w:rPr>
+            <w:b/>
+            <w:bCs/>
+          </w:rPr>
+          <w:delText xml:space="preserve">Part 4.</w:delText>
+        </w:r>
+      </w:del>
+      <w:del w:id="34" w:author="PR Preview" w:date="2026-01-01T00:00:00Z">
+        <w:r>
+          <w:delText xml:space="preserve"> </w:delText>
+        </w:r>
+      </w:del>
       <m:oMath>
         <m:r>
           <m:rPr>
@@ -26718,29 +26978,41 @@
           <m:t>r</m:t>
         </m:r>
       </m:oMath>
-      <w:r>
-        <w:t xml:space="preserve"> </w:t>
-      </w:r>
-      <w:r>
-        <w:t xml:space="preserve">by</w:t>
-      </w:r>
-      <w:r>
-        <w:t xml:space="preserve"> </w:t>
-      </w:r>
+      <w:del w:id="35" w:author="PR Preview" w:date="2026-01-01T00:00:00Z">
+        <w:r>
+          <w:delText xml:space="preserve"> </w:delText>
+        </w:r>
+      </w:del>
+      <w:del w:id="36" w:author="PR Preview" w:date="2026-01-01T00:00:00Z">
+        <w:r>
+          <w:delText xml:space="preserve">by</w:delText>
+        </w:r>
+      </w:del>
+      <w:del w:id="37" w:author="PR Preview" w:date="2026-01-01T00:00:00Z">
+        <w:r>
+          <w:delText xml:space="preserve"> </w:delText>
+        </w:r>
+      </w:del>
       <w:hyperlink r:id="rId74">
+        <w:del w:id="38" w:author="PR Preview" w:date="2026-01-01T00:00:00Z">
+          <w:r>
+            <w:rPr>
+              <w:rStyle w:val="Hyperlink"/>
+            </w:rPr>
+            <w:delText xml:space="preserve">Theorem 7 in Column Space, Null Space and Rank-Nullity</w:delText>
+          </w:r>
+        </w:del>
+      </w:hyperlink>
+      <w:del w:id="39" w:author="PR Preview" w:date="2026-01-01T00:00:00Z">
         <w:r>
-          <w:rPr>
-            <w:rStyle w:val="Hyperlink"/>
-          </w:rPr>
-          <w:t xml:space="preserve">Theorem 7 in Column Space, Null Space and Rank-Nullity</w:t>
+          <w:delText xml:space="preserve">.</w:delText>
         </w:r>
-      </w:hyperlink>
-      <w:r>
-        <w:t xml:space="preserve">.</w:t>
-      </w:r>
-      <w:r>
-        <w:t xml:space="preserve"> </w:t>
-      </w:r>
+      </w:del>
+      <w:del w:id="40" w:author="PR Preview" w:date="2026-01-01T00:00:00Z">
+        <w:r>
+          <w:delText xml:space="preserve"> </w:delText>
+        </w:r>
+      </w:del>
       <m:oMath>
         <m:r>
           <m:rPr>
@@ -26844,63 +27116,91 @@
           <m:t>)</m:t>
         </m:r>
       </m:oMath>
-      <w:r>
-        <w:t xml:space="preserve"> </w:t>
-      </w:r>
-      <w:r>
-        <w:t xml:space="preserve">by</w:t>
-      </w:r>
-      <w:r>
-        <w:t xml:space="preserve"> </w:t>
-      </w:r>
+      <w:del w:id="41" w:author="PR Preview" w:date="2026-01-01T00:00:00Z">
+        <w:r>
+          <w:delText xml:space="preserve"> </w:delText>
+        </w:r>
+      </w:del>
+      <w:del w:id="42" w:author="PR Preview" w:date="2026-01-01T00:00:00Z">
+        <w:r>
+          <w:delText xml:space="preserve">by</w:delText>
+        </w:r>
+      </w:del>
+      <w:del w:id="43" w:author="PR Preview" w:date="2026-01-01T00:00:00Z">
+        <w:r>
+          <w:delText xml:space="preserve"> </w:delText>
+        </w:r>
+      </w:del>
       <w:hyperlink r:id="rId74">
+        <w:del w:id="44" w:author="PR Preview" w:date="2026-01-01T00:00:00Z">
+          <w:r>
+            <w:rPr>
+              <w:rStyle w:val="Hyperlink"/>
+            </w:rPr>
+            <w:delText xml:space="preserve">Theorem 7 in Column Space, Null Space and Rank-Nullity</w:delText>
+          </w:r>
+        </w:del>
+      </w:hyperlink>
+      <w:del w:id="45" w:author="PR Preview" w:date="2026-01-01T00:00:00Z">
         <w:r>
-          <w:rPr>
-            <w:rStyle w:val="Hyperlink"/>
-          </w:rPr>
-          <w:t xml:space="preserve">Theorem 7 in Column Space, Null Space and Rank-Nullity</w:t>
+          <w:delText xml:space="preserve">,</w:delText>
         </w:r>
+      </w:del>
+      <w:del w:id="46" w:author="PR Preview" w:date="2026-01-01T00:00:00Z">
+        <w:r>
+          <w:delText xml:space="preserve"> </w:delText>
+        </w:r>
+      </w:del>
+      <w:del w:id="47" w:author="PR Preview" w:date="2026-01-01T00:00:00Z">
+        <w:r>
+          <w:delText xml:space="preserve">and that is</w:delText>
+        </w:r>
+      </w:del>
+      <w:del w:id="48" w:author="PR Preview" w:date="2026-01-01T00:00:00Z">
+        <w:r>
+          <w:delText xml:space="preserve"> </w:delText>
+        </w:r>
+      </w:del>
+      <m:oMath>
+        <m:r>
+          <m:t>r</m:t>
+        </m:r>
+      </m:oMath>
+      <w:del w:id="49" w:author="PR Preview" w:date="2026-01-01T00:00:00Z">
+        <w:r>
+          <w:delText xml:space="preserve"> </w:delText>
+        </w:r>
+      </w:del>
+      <w:del w:id="50" w:author="PR Preview" w:date="2026-01-01T00:00:00Z">
+        <w:r>
+          <w:delText xml:space="preserve">by</w:delText>
+        </w:r>
+      </w:del>
+      <w:del w:id="51" w:author="PR Preview" w:date="2026-01-01T00:00:00Z">
+        <w:r>
+          <w:delText xml:space="preserve"> </w:delText>
+        </w:r>
+      </w:del>
+      <w:hyperlink r:id="rId75">
+        <w:del w:id="52" w:author="PR Preview" w:date="2026-01-01T00:00:00Z">
+          <w:r>
+            <w:rPr>
+              <w:rStyle w:val="Hyperlink"/>
+            </w:rPr>
+            <w:delText xml:space="preserve">Theorem 10 in Column Space, Null Space and Rank-Nullity</w:delText>
+          </w:r>
+        </w:del>
       </w:hyperlink>
-      <w:r>
-        <w:t xml:space="preserve">,</w:t>
-      </w:r>
-      <w:r>
-        <w:t xml:space="preserve"> </w:t>
-      </w:r>
-      <w:r>
-        <w:t xml:space="preserve">and that is</w:t>
-      </w:r>
-      <w:r>
-        <w:t xml:space="preserve"> </w:t>
-      </w:r>
-      <m:oMath>
-        <m:r>
-          <m:t>r</m:t>
-        </m:r>
-      </m:oMath>
-      <w:r>
-        <w:t xml:space="preserve"> </w:t>
-      </w:r>
-      <w:r>
-        <w:t xml:space="preserve">by</w:t>
-      </w:r>
-      <w:r>
-        <w:t xml:space="preserve"> </w:t>
-      </w:r>
-      <w:hyperlink r:id="rId75">
+      <w:del w:id="53" w:author="PR Preview" w:date="2026-01-01T00:00:00Z">
         <w:r>
-          <w:rPr>
-            <w:rStyle w:val="Hyperlink"/>
-          </w:rPr>
-          <w:t xml:space="preserve">Theorem 10 in Column Space, Null Space and Rank-Nullity</w:t>
+          <w:delText xml:space="preserve">.</w:delText>
         </w:r>
-      </w:hyperlink>
-      <w:r>
-        <w:t xml:space="preserve">.</w:t>
-      </w:r>
-      <w:r>
-        <w:t xml:space="preserve"> </w:t>
-      </w:r>
+      </w:del>
+      <w:del w:id="54" w:author="PR Preview" w:date="2026-01-01T00:00:00Z">
+        <w:r>
+          <w:delText xml:space="preserve"> </w:delText>
+        </w:r>
+      </w:del>
       <m:oMath>
         <m:r>
           <m:rPr>
@@ -26909,35 +27209,51 @@
           <m:t>A</m:t>
         </m:r>
       </m:oMath>
-      <w:r>
-        <w:t xml:space="preserve"> </w:t>
-      </w:r>
-      <w:r>
-        <w:t xml:space="preserve">has</w:t>
-      </w:r>
-      <w:r>
-        <w:t xml:space="preserve"> </w:t>
-      </w:r>
+      <w:del w:id="55" w:author="PR Preview" w:date="2026-01-01T00:00:00Z">
+        <w:r>
+          <w:delText xml:space="preserve"> </w:delText>
+        </w:r>
+      </w:del>
+      <w:del w:id="56" w:author="PR Preview" w:date="2026-01-01T00:00:00Z">
+        <w:r>
+          <w:delText xml:space="preserve">has</w:delText>
+        </w:r>
+      </w:del>
+      <w:del w:id="57" w:author="PR Preview" w:date="2026-01-01T00:00:00Z">
+        <w:r>
+          <w:delText xml:space="preserve"> </w:delText>
+        </w:r>
+      </w:del>
       <m:oMath>
         <m:r>
           <m:t>n</m:t>
         </m:r>
       </m:oMath>
-      <w:r>
-        <w:t xml:space="preserve"> </w:t>
-      </w:r>
-      <w:r>
-        <w:t xml:space="preserve">columns,</w:t>
-      </w:r>
-      <w:r>
-        <w:t xml:space="preserve"> </w:t>
-      </w:r>
-      <w:r>
-        <w:t xml:space="preserve">so</w:t>
-      </w:r>
-      <w:r>
-        <w:t xml:space="preserve"> </w:t>
-      </w:r>
+      <w:del w:id="58" w:author="PR Preview" w:date="2026-01-01T00:00:00Z">
+        <w:r>
+          <w:delText xml:space="preserve"> </w:delText>
+        </w:r>
+      </w:del>
+      <w:del w:id="59" w:author="PR Preview" w:date="2026-01-01T00:00:00Z">
+        <w:r>
+          <w:delText xml:space="preserve">columns,</w:delText>
+        </w:r>
+      </w:del>
+      <w:del w:id="60" w:author="PR Preview" w:date="2026-01-01T00:00:00Z">
+        <w:r>
+          <w:delText xml:space="preserve"> </w:delText>
+        </w:r>
+      </w:del>
+      <w:del w:id="61" w:author="PR Preview" w:date="2026-01-01T00:00:00Z">
+        <w:r>
+          <w:delText xml:space="preserve">so</w:delText>
+        </w:r>
+      </w:del>
+      <w:del w:id="62" w:author="PR Preview" w:date="2026-01-01T00:00:00Z">
+        <w:r>
+          <w:delText xml:space="preserve"> </w:delText>
+        </w:r>
+      </w:del>
       <m:oMath>
         <m:r>
           <m:rPr>
@@ -27005,40 +27321,56 @@
           <m:t>r</m:t>
         </m:r>
       </m:oMath>
-      <w:r>
-        <w:t xml:space="preserve"> </w:t>
-      </w:r>
-      <w:r>
-        <w:t xml:space="preserve">(</w:t>
-      </w:r>
+      <w:del w:id="63" w:author="PR Preview" w:date="2026-01-01T00:00:00Z">
+        <w:r>
+          <w:delText xml:space="preserve"> </w:delText>
+        </w:r>
+      </w:del>
+      <w:del w:id="64" w:author="PR Preview" w:date="2026-01-01T00:00:00Z">
+        <w:r>
+          <w:delText xml:space="preserve">(</w:delText>
+        </w:r>
+      </w:del>
       <w:hyperlink r:id="rId76">
+        <w:del w:id="65" w:author="PR Preview" w:date="2026-01-01T00:00:00Z">
+          <w:r>
+            <w:rPr>
+              <w:rStyle w:val="Hyperlink"/>
+            </w:rPr>
+            <w:delText xml:space="preserve">Definition 7 in Column Space, Null Space and Rank-Nullity</w:delText>
+          </w:r>
+        </w:del>
+      </w:hyperlink>
+      <w:del w:id="66" w:author="PR Preview" w:date="2026-01-01T00:00:00Z">
         <w:r>
-          <w:rPr>
-            <w:rStyle w:val="Hyperlink"/>
-          </w:rPr>
-          <w:t xml:space="preserve">Definition 7 in Column Space, Null Space and Rank-Nullity</w:t>
+          <w:delText xml:space="preserve">,</w:delText>
         </w:r>
+      </w:del>
+      <w:del w:id="67" w:author="PR Preview" w:date="2026-01-01T00:00:00Z">
+        <w:r>
+          <w:delText xml:space="preserve"> </w:delText>
+        </w:r>
+      </w:del>
+      <w:hyperlink r:id="rId13">
+        <w:del w:id="68" w:author="PR Preview" w:date="2026-01-01T00:00:00Z">
+          <w:r>
+            <w:rPr>
+              <w:rStyle w:val="Hyperlink"/>
+            </w:rPr>
+            <w:delText xml:space="preserve">Theorem 8 in Column Space, Null Space and Rank-Nullity</w:delText>
+          </w:r>
+        </w:del>
       </w:hyperlink>
-      <w:r>
-        <w:t xml:space="preserve">,</w:t>
-      </w:r>
-      <w:r>
-        <w:t xml:space="preserve"> </w:t>
-      </w:r>
-      <w:hyperlink r:id="rId13">
+      <w:del w:id="69" w:author="PR Preview" w:date="2026-01-01T00:00:00Z">
         <w:r>
-          <w:rPr>
-            <w:rStyle w:val="Hyperlink"/>
-          </w:rPr>
-          <w:t xml:space="preserve">Theorem 8 in Column Space, Null Space and Rank-Nullity</w:t>
+          <w:delText xml:space="preserve">).</w:delText>
         </w:r>
-      </w:hyperlink>
-      <w:r>
-        <w:t xml:space="preserve">).</w:t>
-      </w:r>
-      <w:r>
-        <w:t xml:space="preserve"> </w:t>
-      </w:r>
+      </w:del>
+      <w:del w:id="70" w:author="PR Preview" w:date="2026-01-01T00:00:00Z">
+        <w:r>
+          <w:delText xml:space="preserve"> </w:delText>
+        </w:r>
+      </w:del>
       <m:oMath>
         <m:sSup>
           <m:e>
@@ -27059,46 +27391,66 @@
           </m:sup>
         </m:sSup>
       </m:oMath>
-      <w:r>
-        <w:t xml:space="preserve"> </w:t>
-      </w:r>
-      <w:r>
-        <w:t xml:space="preserve">has</w:t>
-      </w:r>
-      <w:r>
-        <w:t xml:space="preserve"> </w:t>
-      </w:r>
+      <w:del w:id="71" w:author="PR Preview" w:date="2026-01-01T00:00:00Z">
+        <w:r>
+          <w:delText xml:space="preserve"> </w:delText>
+        </w:r>
+      </w:del>
+      <w:del w:id="72" w:author="PR Preview" w:date="2026-01-01T00:00:00Z">
+        <w:r>
+          <w:delText xml:space="preserve">has</w:delText>
+        </w:r>
+      </w:del>
+      <w:del w:id="73" w:author="PR Preview" w:date="2026-01-01T00:00:00Z">
+        <w:r>
+          <w:delText xml:space="preserve"> </w:delText>
+        </w:r>
+      </w:del>
       <m:oMath>
         <m:r>
           <m:t>m</m:t>
         </m:r>
       </m:oMath>
-      <w:r>
-        <w:t xml:space="preserve"> </w:t>
-      </w:r>
-      <w:r>
-        <w:t xml:space="preserve">columns and rank</w:t>
-      </w:r>
-      <w:r>
-        <w:t xml:space="preserve"> </w:t>
-      </w:r>
+      <w:del w:id="74" w:author="PR Preview" w:date="2026-01-01T00:00:00Z">
+        <w:r>
+          <w:delText xml:space="preserve"> </w:delText>
+        </w:r>
+      </w:del>
+      <w:del w:id="75" w:author="PR Preview" w:date="2026-01-01T00:00:00Z">
+        <w:r>
+          <w:delText xml:space="preserve">columns and rank</w:delText>
+        </w:r>
+      </w:del>
+      <w:del w:id="76" w:author="PR Preview" w:date="2026-01-01T00:00:00Z">
+        <w:r>
+          <w:delText xml:space="preserve"> </w:delText>
+        </w:r>
+      </w:del>
       <m:oMath>
         <m:r>
           <m:t>r</m:t>
         </m:r>
       </m:oMath>
-      <w:r>
-        <w:t xml:space="preserve">,</w:t>
-      </w:r>
-      <w:r>
-        <w:t xml:space="preserve"> </w:t>
-      </w:r>
-      <w:r>
-        <w:t xml:space="preserve">so</w:t>
-      </w:r>
-      <w:r>
-        <w:t xml:space="preserve"> </w:t>
-      </w:r>
+      <w:del w:id="77" w:author="PR Preview" w:date="2026-01-01T00:00:00Z">
+        <w:r>
+          <w:delText xml:space="preserve">,</w:delText>
+        </w:r>
+      </w:del>
+      <w:del w:id="78" w:author="PR Preview" w:date="2026-01-01T00:00:00Z">
+        <w:r>
+          <w:delText xml:space="preserve"> </w:delText>
+        </w:r>
+      </w:del>
+      <w:del w:id="79" w:author="PR Preview" w:date="2026-01-01T00:00:00Z">
+        <w:r>
+          <w:delText xml:space="preserve">so</w:delText>
+        </w:r>
+      </w:del>
+      <w:del w:id="80" w:author="PR Preview" w:date="2026-01-01T00:00:00Z">
+        <w:r>
+          <w:delText xml:space="preserve"> </w:delText>
+        </w:r>
+      </w:del>
       <m:oMath>
         <m:r>
           <m:rPr>
@@ -27178,163 +27530,1044 @@
           <m:t>r</m:t>
         </m:r>
       </m:oMath>
-      <w:r>
-        <w:t xml:space="preserve"> </w:t>
-      </w:r>
-      <w:r>
-        <w:t xml:space="preserve">in the same way.</w:t>
-      </w:r>
+      <w:del w:id="81" w:author="PR Preview" w:date="2026-01-01T00:00:00Z">
+        <w:r>
+          <w:delText xml:space="preserve"> </w:delText>
+        </w:r>
+      </w:del>
+      <w:del w:id="82" w:author="PR Preview" w:date="2026-01-01T00:00:00Z">
+        <w:r>
+          <w:delText xml:space="preserve">in the same way.</w:delText>
+        </w:r>
+      </w:del>
+    </w:p>
+    <w:p>
+      <w:pPr>
+        <w:pStyle w:val="BodyText"/>
+      </w:pPr>
+      <w:del w:id="83" w:author="PR Preview" w:date="2026-01-01T00:00:00Z">
+        <w:r>
+          <w:rPr>
+            <w:b/>
+            <w:bCs/>
+          </w:rPr>
+          <w:delText xml:space="preserve">Example 18 (The four subspaces of the matrix in</w:delText>
+        </w:r>
+      </w:del>
+      <w:del w:id="84" w:author="PR Preview" w:date="2026-01-01T00:00:00Z">
+        <w:r>
+          <w:rPr>
+            <w:b/>
+            <w:bCs/>
+          </w:rPr>
+          <w:delText xml:space="preserve"> </w:delText>
+        </w:r>
+      </w:del>
+      <w:hyperlink r:id="rId60">
+        <w:del w:id="85" w:author="PR Preview" w:date="2026-01-01T00:00:00Z">
+          <w:r>
+            <w:rPr>
+              <w:rStyle w:val="Hyperlink"/>
+              <w:b/>
+              <w:bCs/>
+            </w:rPr>
+            <w:delText xml:space="preserve">Example 1 in Column Space, Null Space and Rank-Nullity</w:delText>
+          </w:r>
+        </w:del>
+      </w:hyperlink>
+      <w:del w:id="86" w:author="PR Preview" w:date="2026-01-01T00:00:00Z">
+        <w:r>
+          <w:rPr>
+            <w:b/>
+            <w:bCs/>
+          </w:rPr>
+          <w:delText xml:space="preserve">)</w:delText>
+        </w:r>
+      </w:del>
+      <w:del w:id="87" w:author="PR Preview" w:date="2026-01-01T00:00:00Z">
+        <w:r>
+          <w:delText xml:space="preserve"> </w:delText>
+        </w:r>
+      </w:del>
+      <w:del w:id="88" w:author="PR Preview" w:date="2026-01-01T00:00:00Z">
+        <w:r>
+          <w:delText xml:space="preserve">For</w:delText>
+        </w:r>
+      </w:del>
+      <w:del w:id="89" w:author="PR Preview" w:date="2026-01-01T00:00:00Z">
+        <w:r>
+          <w:delText xml:space="preserve"> </w:delText>
+        </w:r>
+      </w:del>
+      <m:oMath>
+        <m:r>
+          <m:rPr>
+            <m:sty m:val="bi"/>
+          </m:rPr>
+          <m:t>A</m:t>
+        </m:r>
+      </m:oMath>
+      <w:del w:id="90" w:author="PR Preview" w:date="2026-01-01T00:00:00Z">
+        <w:r>
+          <w:delText xml:space="preserve"> </w:delText>
+        </w:r>
+      </w:del>
+      <w:del w:id="91" w:author="PR Preview" w:date="2026-01-01T00:00:00Z">
+        <w:r>
+          <w:delText xml:space="preserve">in</w:delText>
+        </w:r>
+      </w:del>
+      <w:del w:id="92" w:author="PR Preview" w:date="2026-01-01T00:00:00Z">
+        <w:r>
+          <w:delText xml:space="preserve"> </w:delText>
+        </w:r>
+      </w:del>
+      <w:hyperlink r:id="rId60">
+        <w:del w:id="93" w:author="PR Preview" w:date="2026-01-01T00:00:00Z">
+          <w:r>
+            <w:rPr>
+              <w:rStyle w:val="Hyperlink"/>
+            </w:rPr>
+            <w:delText xml:space="preserve">Example 1 in Column Space, Null Space and Rank-Nullity</w:delText>
+          </w:r>
+        </w:del>
+      </w:hyperlink>
+      <w:del w:id="94" w:author="PR Preview" w:date="2026-01-01T00:00:00Z">
+        <w:r>
+          <w:delText xml:space="preserve">,</w:delText>
+        </w:r>
+      </w:del>
+      <w:del w:id="95" w:author="PR Preview" w:date="2026-01-01T00:00:00Z">
+        <w:r>
+          <w:delText xml:space="preserve"> </w:delText>
+        </w:r>
+      </w:del>
+      <m:oMath>
+        <m:r>
+          <m:t>m</m:t>
+        </m:r>
+        <m:r>
+          <m:rPr>
+            <m:sty m:val="p"/>
+          </m:rPr>
+          <m:t>=</m:t>
+        </m:r>
+        <m:r>
+          <m:t>2</m:t>
+        </m:r>
+      </m:oMath>
+      <w:del w:id="96" w:author="PR Preview" w:date="2026-01-01T00:00:00Z">
+        <w:r>
+          <w:delText xml:space="preserve">,</w:delText>
+        </w:r>
+      </w:del>
+      <w:del w:id="97" w:author="PR Preview" w:date="2026-01-01T00:00:00Z">
+        <w:r>
+          <w:delText xml:space="preserve"> </w:delText>
+        </w:r>
+      </w:del>
+      <m:oMath>
+        <m:r>
+          <m:t>n</m:t>
+        </m:r>
+        <m:r>
+          <m:rPr>
+            <m:sty m:val="p"/>
+          </m:rPr>
+          <m:t>=</m:t>
+        </m:r>
+        <m:r>
+          <m:t>3</m:t>
+        </m:r>
+      </m:oMath>
+      <w:del w:id="98" w:author="PR Preview" w:date="2026-01-01T00:00:00Z">
+        <w:r>
+          <w:delText xml:space="preserve"> </w:delText>
+        </w:r>
+      </w:del>
+      <w:del w:id="99" w:author="PR Preview" w:date="2026-01-01T00:00:00Z">
+        <w:r>
+          <w:delText xml:space="preserve">and</w:delText>
+        </w:r>
+      </w:del>
+      <w:del w:id="100" w:author="PR Preview" w:date="2026-01-01T00:00:00Z">
+        <w:r>
+          <w:delText xml:space="preserve"> </w:delText>
+        </w:r>
+      </w:del>
+      <m:oMath>
+        <m:r>
+          <m:t>r</m:t>
+        </m:r>
+        <m:r>
+          <m:rPr>
+            <m:sty m:val="p"/>
+          </m:rPr>
+          <m:t>=</m:t>
+        </m:r>
+        <m:r>
+          <m:t>1</m:t>
+        </m:r>
+      </m:oMath>
+      <w:del w:id="101" w:author="PR Preview" w:date="2026-01-01T00:00:00Z">
+        <w:r>
+          <w:delText xml:space="preserve"> </w:delText>
+        </w:r>
+      </w:del>
+      <w:del w:id="102" w:author="PR Preview" w:date="2026-01-01T00:00:00Z">
+        <w:r>
+          <w:delText xml:space="preserve">(</w:delText>
+        </w:r>
+      </w:del>
+      <w:hyperlink r:id="rId77">
+        <w:del w:id="103" w:author="PR Preview" w:date="2026-01-01T00:00:00Z">
+          <w:r>
+            <w:rPr>
+              <w:rStyle w:val="Hyperlink"/>
+            </w:rPr>
+            <w:delText xml:space="preserve">Example 11 in Column Space, Null Space and Rank-Nullity</w:delText>
+          </w:r>
+        </w:del>
+      </w:hyperlink>
+      <w:del w:id="104" w:author="PR Preview" w:date="2026-01-01T00:00:00Z">
+        <w:r>
+          <w:delText xml:space="preserve">).</w:delText>
+        </w:r>
+      </w:del>
+    </w:p>
+    <w:p>
+      <w:pPr>
+        <w:pStyle w:val="BodyText"/>
+      </w:pPr>
+      <w:ins w:id="105" w:author="PR Preview" w:date="2026-01-01T00:00:00Z">
+        <w:r>
+          <w:rPr>
+            <w:b/>
+            <w:bCs/>
+          </w:rPr>
+          <w:t xml:space="preserve">Part 4.</w:t>
+        </w:r>
+      </w:ins>
+      <w:ins w:id="106" w:author="PR Preview" w:date="2026-01-01T00:00:00Z">
+        <w:r>
+          <w:t xml:space="preserve"> </w:t>
+        </w:r>
+      </w:ins>
+      <m:oMath>
+        <m:r>
+          <m:rPr>
+            <m:sty m:val="p"/>
+          </m:rPr>
+          <m:t>dim</m:t>
+        </m:r>
+        <m:r>
+          <m:t>​</m:t>
+        </m:r>
+        <m:d>
+          <m:dPr>
+            <m:begChr m:val="("/>
+            <m:sepChr m:val=""/>
+            <m:endChr m:val=")"/>
+            <m:grow/>
+          </m:dPr>
+          <m:e>
+            <m:r>
+              <m:rPr>
+                <m:scr m:val="script"/>
+                <m:sty m:val="p"/>
+              </m:rPr>
+              <m:t>C</m:t>
+            </m:r>
+            <m:r>
+              <m:rPr>
+                <m:sty m:val="p"/>
+              </m:rPr>
+              <m:t>(</m:t>
+            </m:r>
+            <m:r>
+              <m:rPr>
+                <m:sty m:val="bi"/>
+              </m:rPr>
+              <m:t>A</m:t>
+            </m:r>
+            <m:r>
+              <m:rPr>
+                <m:sty m:val="p"/>
+              </m:rPr>
+              <m:t>)</m:t>
+            </m:r>
+          </m:e>
+        </m:d>
+        <m:r>
+          <m:t>​</m:t>
+        </m:r>
+        <m:r>
+          <m:rPr>
+            <m:sty m:val="p"/>
+          </m:rPr>
+          <m:t>=</m:t>
+        </m:r>
+        <m:r>
+          <m:t>r</m:t>
+        </m:r>
+      </m:oMath>
+      <w:ins w:id="107" w:author="PR Preview" w:date="2026-01-01T00:00:00Z">
+        <w:r>
+          <w:t xml:space="preserve"> </w:t>
+        </w:r>
+      </w:ins>
+      <w:ins w:id="108" w:author="PR Preview" w:date="2026-01-01T00:00:00Z">
+        <w:r>
+          <w:t xml:space="preserve">by</w:t>
+        </w:r>
+      </w:ins>
+      <w:ins w:id="109" w:author="PR Preview" w:date="2026-01-01T00:00:00Z">
+        <w:r>
+          <w:t xml:space="preserve"> </w:t>
+        </w:r>
+      </w:ins>
+      <w:hyperlink r:id="rId74">
+        <w:ins w:id="110" w:author="PR Preview" w:date="2026-01-01T00:00:00Z">
+          <w:r>
+            <w:rPr>
+              <w:rStyle w:val="Hyperlink"/>
+            </w:rPr>
+            <w:t xml:space="preserve">Theorem 6 in Column Space, Null Space and Rank-Nullity</w:t>
+          </w:r>
+        </w:ins>
+      </w:hyperlink>
+      <w:ins w:id="111" w:author="PR Preview" w:date="2026-01-01T00:00:00Z">
+        <w:r>
+          <w:t xml:space="preserve">.</w:t>
+        </w:r>
+      </w:ins>
+      <w:ins w:id="112" w:author="PR Preview" w:date="2026-01-01T00:00:00Z">
+        <w:r>
+          <w:t xml:space="preserve"> </w:t>
+        </w:r>
+      </w:ins>
+      <m:oMath>
+        <m:r>
+          <m:rPr>
+            <m:sty m:val="p"/>
+          </m:rPr>
+          <m:t>dim</m:t>
+        </m:r>
+        <m:r>
+          <m:t>​</m:t>
+        </m:r>
+        <m:d>
+          <m:dPr>
+            <m:begChr m:val="("/>
+            <m:sepChr m:val=""/>
+            <m:endChr m:val=")"/>
+            <m:grow/>
+          </m:dPr>
+          <m:e>
+            <m:r>
+              <m:rPr>
+                <m:scr m:val="script"/>
+                <m:sty m:val="p"/>
+              </m:rPr>
+              <m:t>C</m:t>
+            </m:r>
+            <m:r>
+              <m:rPr>
+                <m:sty m:val="p"/>
+              </m:rPr>
+              <m:t>(</m:t>
+            </m:r>
+            <m:sSup>
+              <m:e>
+                <m:r>
+                  <m:rPr>
+                    <m:sty m:val="bi"/>
+                  </m:rPr>
+                  <m:t>A</m:t>
+                </m:r>
+              </m:e>
+              <m:sup>
+                <m:r>
+                  <m:rPr>
+                    <m:sty m:val="p"/>
+                  </m:rPr>
+                  <m:t>⊤</m:t>
+                </m:r>
+              </m:sup>
+            </m:sSup>
+            <m:r>
+              <m:rPr>
+                <m:sty m:val="p"/>
+              </m:rPr>
+              <m:t>)</m:t>
+            </m:r>
+          </m:e>
+        </m:d>
+        <m:r>
+          <m:t>​</m:t>
+        </m:r>
+        <m:r>
+          <m:rPr>
+            <m:sty m:val="p"/>
+          </m:rPr>
+          <m:t>=</m:t>
+        </m:r>
+        <m:r>
+          <m:rPr>
+            <m:sty m:val="p"/>
+          </m:rPr>
+          <m:t>rank</m:t>
+        </m:r>
+        <m:r>
+          <m:rPr>
+            <m:sty m:val="p"/>
+          </m:rPr>
+          <m:t>(</m:t>
+        </m:r>
+        <m:sSup>
+          <m:e>
+            <m:r>
+              <m:rPr>
+                <m:sty m:val="bi"/>
+              </m:rPr>
+              <m:t>A</m:t>
+            </m:r>
+          </m:e>
+          <m:sup>
+            <m:r>
+              <m:rPr>
+                <m:sty m:val="p"/>
+              </m:rPr>
+              <m:t>⊤</m:t>
+            </m:r>
+          </m:sup>
+        </m:sSup>
+        <m:r>
+          <m:rPr>
+            <m:sty m:val="p"/>
+          </m:rPr>
+          <m:t>)</m:t>
+        </m:r>
+      </m:oMath>
+      <w:ins w:id="113" w:author="PR Preview" w:date="2026-01-01T00:00:00Z">
+        <w:r>
+          <w:t xml:space="preserve"> </w:t>
+        </w:r>
+      </w:ins>
+      <w:ins w:id="114" w:author="PR Preview" w:date="2026-01-01T00:00:00Z">
+        <w:r>
+          <w:t xml:space="preserve">by</w:t>
+        </w:r>
+      </w:ins>
+      <w:ins w:id="115" w:author="PR Preview" w:date="2026-01-01T00:00:00Z">
+        <w:r>
+          <w:t xml:space="preserve"> </w:t>
+        </w:r>
+      </w:ins>
+      <w:hyperlink r:id="rId74">
+        <w:ins w:id="116" w:author="PR Preview" w:date="2026-01-01T00:00:00Z">
+          <w:r>
+            <w:rPr>
+              <w:rStyle w:val="Hyperlink"/>
+            </w:rPr>
+            <w:t xml:space="preserve">Theorem 6 in Column Space, Null Space and Rank-Nullity</w:t>
+          </w:r>
+        </w:ins>
+      </w:hyperlink>
+      <w:ins w:id="117" w:author="PR Preview" w:date="2026-01-01T00:00:00Z">
+        <w:r>
+          <w:t xml:space="preserve">,</w:t>
+        </w:r>
+      </w:ins>
+      <w:ins w:id="118" w:author="PR Preview" w:date="2026-01-01T00:00:00Z">
+        <w:r>
+          <w:t xml:space="preserve"> </w:t>
+        </w:r>
+      </w:ins>
+      <w:ins w:id="119" w:author="PR Preview" w:date="2026-01-01T00:00:00Z">
+        <w:r>
+          <w:t xml:space="preserve">and that is</w:t>
+        </w:r>
+      </w:ins>
+      <w:ins w:id="120" w:author="PR Preview" w:date="2026-01-01T00:00:00Z">
+        <w:r>
+          <w:t xml:space="preserve"> </w:t>
+        </w:r>
+      </w:ins>
+      <m:oMath>
+        <m:r>
+          <m:t>r</m:t>
+        </m:r>
+      </m:oMath>
+      <w:ins w:id="121" w:author="PR Preview" w:date="2026-01-01T00:00:00Z">
+        <w:r>
+          <w:t xml:space="preserve"> </w:t>
+        </w:r>
+      </w:ins>
+      <w:ins w:id="122" w:author="PR Preview" w:date="2026-01-01T00:00:00Z">
+        <w:r>
+          <w:t xml:space="preserve">by</w:t>
+        </w:r>
+      </w:ins>
+      <w:ins w:id="123" w:author="PR Preview" w:date="2026-01-01T00:00:00Z">
+        <w:r>
+          <w:t xml:space="preserve"> </w:t>
+        </w:r>
+      </w:ins>
+      <w:hyperlink r:id="rId75">
+        <w:ins w:id="124" w:author="PR Preview" w:date="2026-01-01T00:00:00Z">
+          <w:r>
+            <w:rPr>
+              <w:rStyle w:val="Hyperlink"/>
+            </w:rPr>
+            <w:t xml:space="preserve">Theorem 9 in Column Space, Null Space and Rank-Nullity</w:t>
+          </w:r>
+        </w:ins>
+      </w:hyperlink>
+      <w:ins w:id="125" w:author="PR Preview" w:date="2026-01-01T00:00:00Z">
+        <w:r>
+          <w:t xml:space="preserve">.</w:t>
+        </w:r>
+      </w:ins>
+      <w:ins w:id="126" w:author="PR Preview" w:date="2026-01-01T00:00:00Z">
+        <w:r>
+          <w:t xml:space="preserve"> </w:t>
+        </w:r>
+      </w:ins>
+      <m:oMath>
+        <m:r>
+          <m:rPr>
+            <m:sty m:val="bi"/>
+          </m:rPr>
+          <m:t>A</m:t>
+        </m:r>
+      </m:oMath>
+      <w:ins w:id="127" w:author="PR Preview" w:date="2026-01-01T00:00:00Z">
+        <w:r>
+          <w:t xml:space="preserve"> </w:t>
+        </w:r>
+      </w:ins>
+      <w:ins w:id="128" w:author="PR Preview" w:date="2026-01-01T00:00:00Z">
+        <w:r>
+          <w:t xml:space="preserve">has</w:t>
+        </w:r>
+      </w:ins>
+      <w:ins w:id="129" w:author="PR Preview" w:date="2026-01-01T00:00:00Z">
+        <w:r>
+          <w:t xml:space="preserve"> </w:t>
+        </w:r>
+      </w:ins>
+      <m:oMath>
+        <m:r>
+          <m:t>n</m:t>
+        </m:r>
+      </m:oMath>
+      <w:ins w:id="130" w:author="PR Preview" w:date="2026-01-01T00:00:00Z">
+        <w:r>
+          <w:t xml:space="preserve"> </w:t>
+        </w:r>
+      </w:ins>
+      <w:ins w:id="131" w:author="PR Preview" w:date="2026-01-01T00:00:00Z">
+        <w:r>
+          <w:t xml:space="preserve">columns,</w:t>
+        </w:r>
+      </w:ins>
+      <w:ins w:id="132" w:author="PR Preview" w:date="2026-01-01T00:00:00Z">
+        <w:r>
+          <w:t xml:space="preserve"> </w:t>
+        </w:r>
+      </w:ins>
+      <w:ins w:id="133" w:author="PR Preview" w:date="2026-01-01T00:00:00Z">
+        <w:r>
+          <w:t xml:space="preserve">so</w:t>
+        </w:r>
+      </w:ins>
+      <w:ins w:id="134" w:author="PR Preview" w:date="2026-01-01T00:00:00Z">
+        <w:r>
+          <w:t xml:space="preserve"> </w:t>
+        </w:r>
+      </w:ins>
+      <m:oMath>
+        <m:r>
+          <m:rPr>
+            <m:sty m:val="p"/>
+          </m:rPr>
+          <m:t>dim</m:t>
+        </m:r>
+        <m:r>
+          <m:t>​</m:t>
+        </m:r>
+        <m:d>
+          <m:dPr>
+            <m:begChr m:val="("/>
+            <m:sepChr m:val=""/>
+            <m:endChr m:val=")"/>
+            <m:grow/>
+          </m:dPr>
+          <m:e>
+            <m:r>
+              <m:rPr>
+                <m:scr m:val="script"/>
+                <m:sty m:val="p"/>
+              </m:rPr>
+              <m:t>N</m:t>
+            </m:r>
+            <m:r>
+              <m:rPr>
+                <m:sty m:val="p"/>
+              </m:rPr>
+              <m:t>(</m:t>
+            </m:r>
+            <m:r>
+              <m:rPr>
+                <m:sty m:val="bi"/>
+              </m:rPr>
+              <m:t>A</m:t>
+            </m:r>
+            <m:r>
+              <m:rPr>
+                <m:sty m:val="p"/>
+              </m:rPr>
+              <m:t>)</m:t>
+            </m:r>
+          </m:e>
+        </m:d>
+        <m:r>
+          <m:t>​</m:t>
+        </m:r>
+        <m:r>
+          <m:rPr>
+            <m:sty m:val="p"/>
+          </m:rPr>
+          <m:t>=</m:t>
+        </m:r>
+        <m:r>
+          <m:t>n</m:t>
+        </m:r>
+        <m:r>
+          <m:rPr>
+            <m:sty m:val="p"/>
+          </m:rPr>
+          <m:t>−</m:t>
+        </m:r>
+        <m:r>
+          <m:t>r</m:t>
+        </m:r>
+      </m:oMath>
+      <w:ins w:id="135" w:author="PR Preview" w:date="2026-01-01T00:00:00Z">
+        <w:r>
+          <w:t xml:space="preserve"> </w:t>
+        </w:r>
+      </w:ins>
+      <w:ins w:id="136" w:author="PR Preview" w:date="2026-01-01T00:00:00Z">
+        <w:r>
+          <w:t xml:space="preserve">(</w:t>
+        </w:r>
+      </w:ins>
+      <w:hyperlink r:id="rId76">
+        <w:ins w:id="137" w:author="PR Preview" w:date="2026-01-01T00:00:00Z">
+          <w:r>
+            <w:rPr>
+              <w:rStyle w:val="Hyperlink"/>
+            </w:rPr>
+            <w:t xml:space="preserve">Definition 7 in Column Space, Null Space and Rank-Nullity</w:t>
+          </w:r>
+        </w:ins>
+      </w:hyperlink>
+      <w:ins w:id="138" w:author="PR Preview" w:date="2026-01-01T00:00:00Z">
+        <w:r>
+          <w:t xml:space="preserve">,</w:t>
+        </w:r>
+      </w:ins>
+      <w:ins w:id="139" w:author="PR Preview" w:date="2026-01-01T00:00:00Z">
+        <w:r>
+          <w:t xml:space="preserve"> </w:t>
+        </w:r>
+      </w:ins>
+      <w:hyperlink r:id="rId13">
+        <w:ins w:id="140" w:author="PR Preview" w:date="2026-01-01T00:00:00Z">
+          <w:r>
+            <w:rPr>
+              <w:rStyle w:val="Hyperlink"/>
+            </w:rPr>
+            <w:t xml:space="preserve">Theorem 7 in Column Space, Null Space and Rank-Nullity</w:t>
+          </w:r>
+        </w:ins>
+      </w:hyperlink>
+      <w:ins w:id="141" w:author="PR Preview" w:date="2026-01-01T00:00:00Z">
+        <w:r>
+          <w:t xml:space="preserve">).</w:t>
+        </w:r>
+      </w:ins>
+      <w:ins w:id="142" w:author="PR Preview" w:date="2026-01-01T00:00:00Z">
+        <w:r>
+          <w:t xml:space="preserve"> </w:t>
+        </w:r>
+      </w:ins>
+      <m:oMath>
+        <m:sSup>
+          <m:e>
+            <m:r>
+              <m:rPr>
+                <m:sty m:val="bi"/>
+              </m:rPr>
+              <m:t>A</m:t>
+            </m:r>
+          </m:e>
+          <m:sup>
+            <m:r>
+              <m:rPr>
+                <m:sty m:val="p"/>
+              </m:rPr>
+              <m:t>⊤</m:t>
+            </m:r>
+          </m:sup>
+        </m:sSup>
+      </m:oMath>
+      <w:ins w:id="143" w:author="PR Preview" w:date="2026-01-01T00:00:00Z">
+        <w:r>
+          <w:t xml:space="preserve"> </w:t>
+        </w:r>
+      </w:ins>
+      <w:ins w:id="144" w:author="PR Preview" w:date="2026-01-01T00:00:00Z">
+        <w:r>
+          <w:t xml:space="preserve">has</w:t>
+        </w:r>
+      </w:ins>
+      <w:ins w:id="145" w:author="PR Preview" w:date="2026-01-01T00:00:00Z">
+        <w:r>
+          <w:t xml:space="preserve"> </w:t>
+        </w:r>
+      </w:ins>
+      <m:oMath>
+        <m:r>
+          <m:t>m</m:t>
+        </m:r>
+      </m:oMath>
+      <w:ins w:id="146" w:author="PR Preview" w:date="2026-01-01T00:00:00Z">
+        <w:r>
+          <w:t xml:space="preserve"> </w:t>
+        </w:r>
+      </w:ins>
+      <w:ins w:id="147" w:author="PR Preview" w:date="2026-01-01T00:00:00Z">
+        <w:r>
+          <w:t xml:space="preserve">columns and rank</w:t>
+        </w:r>
+      </w:ins>
+      <w:ins w:id="148" w:author="PR Preview" w:date="2026-01-01T00:00:00Z">
+        <w:r>
+          <w:t xml:space="preserve"> </w:t>
+        </w:r>
+      </w:ins>
+      <m:oMath>
+        <m:r>
+          <m:t>r</m:t>
+        </m:r>
+      </m:oMath>
+      <w:ins w:id="149" w:author="PR Preview" w:date="2026-01-01T00:00:00Z">
+        <w:r>
+          <w:t xml:space="preserve">,</w:t>
+        </w:r>
+      </w:ins>
+      <w:ins w:id="150" w:author="PR Preview" w:date="2026-01-01T00:00:00Z">
+        <w:r>
+          <w:t xml:space="preserve"> </w:t>
+        </w:r>
+      </w:ins>
+      <w:ins w:id="151" w:author="PR Preview" w:date="2026-01-01T00:00:00Z">
+        <w:r>
+          <w:t xml:space="preserve">so</w:t>
+        </w:r>
+      </w:ins>
+      <w:ins w:id="152" w:author="PR Preview" w:date="2026-01-01T00:00:00Z">
+        <w:r>
+          <w:t xml:space="preserve"> </w:t>
+        </w:r>
+      </w:ins>
+      <m:oMath>
+        <m:r>
+          <m:rPr>
+            <m:sty m:val="p"/>
+          </m:rPr>
+          <m:t>dim</m:t>
+        </m:r>
+        <m:r>
+          <m:t>​</m:t>
+        </m:r>
+        <m:d>
+          <m:dPr>
+            <m:begChr m:val="("/>
+            <m:sepChr m:val=""/>
+            <m:endChr m:val=")"/>
+            <m:grow/>
+          </m:dPr>
+          <m:e>
+            <m:r>
+              <m:rPr>
+                <m:scr m:val="script"/>
+                <m:sty m:val="p"/>
+              </m:rPr>
+              <m:t>N</m:t>
+            </m:r>
+            <m:r>
+              <m:rPr>
+                <m:sty m:val="p"/>
+              </m:rPr>
+              <m:t>(</m:t>
+            </m:r>
+            <m:sSup>
+              <m:e>
+                <m:r>
+                  <m:rPr>
+                    <m:sty m:val="bi"/>
+                  </m:rPr>
+                  <m:t>A</m:t>
+                </m:r>
+              </m:e>
+              <m:sup>
+                <m:r>
+                  <m:rPr>
+                    <m:sty m:val="p"/>
+                  </m:rPr>
+                  <m:t>⊤</m:t>
+                </m:r>
+              </m:sup>
+            </m:sSup>
+            <m:r>
+              <m:rPr>
+                <m:sty m:val="p"/>
+              </m:rPr>
+              <m:t>)</m:t>
+            </m:r>
+          </m:e>
+        </m:d>
+        <m:r>
+          <m:t>​</m:t>
+        </m:r>
+        <m:r>
+          <m:rPr>
+            <m:sty m:val="p"/>
+          </m:rPr>
+          <m:t>=</m:t>
+        </m:r>
+        <m:r>
+          <m:t>m</m:t>
+        </m:r>
+        <m:r>
+          <m:rPr>
+            <m:sty m:val="p"/>
+          </m:rPr>
+          <m:t>−</m:t>
+        </m:r>
+        <m:r>
+          <m:t>r</m:t>
+        </m:r>
+      </m:oMath>
+      <w:ins w:id="153" w:author="PR Preview" w:date="2026-01-01T00:00:00Z">
+        <w:r>
+          <w:t xml:space="preserve"> </w:t>
+        </w:r>
+      </w:ins>
+      <w:ins w:id="154" w:author="PR Preview" w:date="2026-01-01T00:00:00Z">
+        <w:r>
+          <w:t xml:space="preserve">in the same way.</w:t>
+        </w:r>
+      </w:ins>
     </w:p>
     <w:bookmarkStart w:id="79" w:name="exm-fundamental-subspaces"/>
     <w:p>
       <w:pPr>
         <w:pStyle w:val="BodyText"/>
       </w:pPr>
-      <w:r>
-        <w:rPr>
-          <w:b/>
-          <w:bCs/>
-        </w:rPr>
-        <w:t xml:space="preserve">Example 18 (The four subspaces of the matrix in</w:t>
-      </w:r>
-      <w:r>
-        <w:rPr>
-          <w:b/>
-          <w:bCs/>
-        </w:rPr>
-        <w:t xml:space="preserve"> </w:t>
-      </w:r>
-      <w:hyperlink r:id="rId60">
+      <w:ins w:id="155" w:author="PR Preview" w:date="2026-01-01T00:00:00Z">
         <w:r>
           <w:rPr>
-            <w:rStyle w:val="Hyperlink"/>
             <w:b/>
             <w:bCs/>
           </w:rPr>
-          <w:t xml:space="preserve">Example 1 in Column Space, Null Space and Rank-Nullity</w:t>
+          <w:t xml:space="preserve">Example 18 (The four subspaces of the matrix in</w:t>
         </w:r>
-      </w:hyperlink>
-      <w:r>
-        <w:rPr>
-          <w:b/>
-          <w:bCs/>
-        </w:rPr>
-        <w:t xml:space="preserve">)</w:t>
-      </w:r>
-      <w:r>
-        <w:t xml:space="preserve"> </w:t>
-      </w:r>
-      <w:r>
-        <w:t xml:space="preserve">For</w:t>
-      </w:r>
-      <w:r>
-        <w:t xml:space="preserve"> </w:t>
-      </w:r>
-      <m:oMath>
-        <m:r>
-          <m:rPr>
-            <m:sty m:val="bi"/>
-          </m:rPr>
-          <m:t>A</m:t>
-        </m:r>
-      </m:oMath>
-      <w:r>
-        <w:t xml:space="preserve"> </w:t>
-      </w:r>
-      <w:r>
-        <w:t xml:space="preserve">in</w:t>
-      </w:r>
-      <w:r>
-        <w:t xml:space="preserve"> </w:t>
-      </w:r>
-      <w:hyperlink r:id="rId60">
+      </w:ins>
+      <w:ins w:id="156" w:author="PR Preview" w:date="2026-01-01T00:00:00Z">
         <w:r>
           <w:rPr>
-            <w:rStyle w:val="Hyperlink"/>
+            <w:b/>
+            <w:bCs/>
           </w:rPr>
-          <w:t xml:space="preserve">Example 1 in Column Space, Null Space and Rank-Nullity</w:t>
+          <w:t xml:space="preserve"> </w:t>
         </w:r>
+      </w:ins>
+      <w:hyperlink r:id="rId60">
+        <w:ins w:id="157" w:author="PR Preview" w:date="2026-01-01T00:00:00Z">
+          <w:r>
+            <w:rPr>
+              <w:rStyle w:val="Hyperlink"/>
+              <w:b/>
+              <w:bCs/>
+            </w:rPr>
+            <w:t xml:space="preserve">Example 1 in Column Space, Null Space and Rank-Nullity</w:t>
+          </w:r>
+        </w:ins>
       </w:hyperlink>
-      <w:r>
-        <w:t xml:space="preserve">,</w:t>
-      </w:r>
-      <w:r>
-        <w:t xml:space="preserve"> </w:t>
-      </w:r>
-      <m:oMath>
-        <m:r>
-          <m:t>m</m:t>
-        </m:r>
-        <m:r>
-          <m:rPr>
-            <m:sty m:val="p"/>
-          </m:rPr>
-          <m:t>=</m:t>
-        </m:r>
-        <m:r>
-          <m:t>2</m:t>
-        </m:r>
-      </m:oMath>
-      <w:r>
-        <w:t xml:space="preserve">,</w:t>
-      </w:r>
-      <w:r>
-        <w:t xml:space="preserve"> </w:t>
-      </w:r>
-      <m:oMath>
-        <m:r>
-          <m:t>n</m:t>
-        </m:r>
-        <m:r>
-          <m:rPr>
-            <m:sty m:val="p"/>
-          </m:rPr>
-          <m:t>=</m:t>
-        </m:r>
-        <m:r>
-          <m:t>3</m:t>
-        </m:r>
-      </m:oMath>
-      <w:r>
-        <w:t xml:space="preserve"> </w:t>
-      </w:r>
-      <w:r>
-        <w:t xml:space="preserve">and</w:t>
-      </w:r>
-      <w:r>
-        <w:t xml:space="preserve"> </w:t>
-      </w:r>
-      <m:oMath>
-        <m:r>
-          <m:t>r</m:t>
-        </m:r>
-        <m:r>
-          <m:rPr>
-            <m:sty m:val="p"/>
-          </m:rPr>
-          <m:t>=</m:t>
-        </m:r>
-        <m:r>
-          <m:t>1</m:t>
-        </m:r>
-      </m:oMath>
-      <w:r>
-        <w:t xml:space="preserve"> </w:t>
-      </w:r>
-      <w:r>
-        <w:t xml:space="preserve">(</w:t>
-      </w:r>
-      <w:hyperlink r:id="rId77">
+      <w:ins w:id="158" w:author="PR Preview" w:date="2026-01-01T00:00:00Z">
         <w:r>
           <w:rPr>
-            <w:rStyle w:val="Hyperlink"/>
+            <w:b/>
+            <w:bCs/>
           </w:rPr>
-          <w:t xml:space="preserve">Example 11 in Column Space, Null Space and Rank-Nullity</w:t>
+          <w:t xml:space="preserve">)</w:t>
         </w:r>
+      </w:ins>
+      <w:ins w:id="159" w:author="PR Preview" w:date="2026-01-01T00:00:00Z">
+        <w:r>
+          <w:t xml:space="preserve"> </w:t>
+        </w:r>
+      </w:ins>
+      <w:ins w:id="160" w:author="PR Preview" w:date="2026-01-01T00:00:00Z">
+        <w:r>
+          <w:t xml:space="preserve">For</w:t>
+        </w:r>
+      </w:ins>
+      <w:ins w:id="161" w:author="PR Preview" w:date="2026-01-01T00:00:00Z">
+        <w:r>
+          <w:t xml:space="preserve"> </w:t>
+        </w:r>
+      </w:ins>
+      <m:oMath>
+        <m:r>
+          <m:rPr>
+            <m:sty m:val="bi"/>
+          </m:rPr>
+          <m:t>A</m:t>
+        </m:r>
+      </m:oMath>
+      <w:ins w:id="162" w:author="PR Preview" w:date="2026-01-01T00:00:00Z">
+        <w:r>
+          <w:t xml:space="preserve"> </w:t>
+        </w:r>
+      </w:ins>
+      <w:ins w:id="163" w:author="PR Preview" w:date="2026-01-01T00:00:00Z">
+        <w:r>
+          <w:t xml:space="preserve">in</w:t>
+        </w:r>
+      </w:ins>
+      <w:ins w:id="164" w:author="PR Preview" w:date="2026-01-01T00:00:00Z">
+        <w:r>
+          <w:t xml:space="preserve"> </w:t>
+        </w:r>
+      </w:ins>
+      <w:hyperlink r:id="rId60">
+        <w:ins w:id="165" w:author="PR Preview" w:date="2026-01-01T00:00:00Z">
+          <w:r>
+            <w:rPr>
+              <w:rStyle w:val="Hyperlink"/>
+            </w:rPr>
+            <w:t xml:space="preserve">Example 1 in Column Space, Null Space and Rank-Nullity</w:t>
+          </w:r>
+        </w:ins>
       </w:hyperlink>
-      <w:r>
-        <w:t xml:space="preserve">).</w:t>
-      </w:r>
+      <w:ins w:id="166" w:author="PR Preview" w:date="2026-01-01T00:00:00Z">
+        <w:r>
+          <w:t xml:space="preserve">,</w:t>
+        </w:r>
+      </w:ins>
+      <w:ins w:id="167" w:author="PR Preview" w:date="2026-01-01T00:00:00Z">
+        <w:r>
+          <w:t xml:space="preserve"> </w:t>
+        </w:r>
+      </w:ins>
+      <m:oMath>
+        <m:r>
+          <m:t>m</m:t>
+        </m:r>
+        <m:r>
+          <m:rPr>
+            <m:sty m:val="p"/>
+          </m:rPr>
+          <m:t>=</m:t>
+        </m:r>
+        <m:r>
+          <m:t>2</m:t>
+        </m:r>
+      </m:oMath>
+      <w:ins w:id="168" w:author="PR Preview" w:date="2026-01-01T00:00:00Z">
+        <w:r>
+          <w:t xml:space="preserve">,</w:t>
+        </w:r>
+      </w:ins>
+      <w:ins w:id="169" w:author="PR Preview" w:date="2026-01-01T00:00:00Z">
+        <w:r>
+          <w:t xml:space="preserve"> </w:t>
+        </w:r>
+      </w:ins>
+      <m:oMath>
+        <m:r>
+          <m:t>n</m:t>
+        </m:r>
+        <m:r>
+          <m:rPr>
+            <m:sty m:val="p"/>
+          </m:rPr>
+          <m:t>=</m:t>
+        </m:r>
+        <m:r>
+          <m:t>3</m:t>
+        </m:r>
+      </m:oMath>
+      <w:ins w:id="170" w:author="PR Preview" w:date="2026-01-01T00:00:00Z">
+        <w:r>
+          <w:t xml:space="preserve"> </w:t>
+        </w:r>
+      </w:ins>
+      <w:ins w:id="171" w:author="PR Preview" w:date="2026-01-01T00:00:00Z">
+        <w:r>
+          <w:t xml:space="preserve">and</w:t>
+        </w:r>
+      </w:ins>
+      <w:ins w:id="172" w:author="PR Preview" w:date="2026-01-01T00:00:00Z">
+        <w:r>
+          <w:t xml:space="preserve"> </w:t>
+        </w:r>
+      </w:ins>
+      <m:oMath>
+        <m:r>
+          <m:t>r</m:t>
+        </m:r>
+        <m:r>
+          <m:rPr>
+            <m:sty m:val="p"/>
+          </m:rPr>
+          <m:t>=</m:t>
+        </m:r>
+        <m:r>
+          <m:t>1</m:t>
+        </m:r>
+      </m:oMath>
+      <w:ins w:id="173" w:author="PR Preview" w:date="2026-01-01T00:00:00Z">
+        <w:r>
+          <w:t xml:space="preserve"> </w:t>
+        </w:r>
+      </w:ins>
+      <w:ins w:id="174" w:author="PR Preview" w:date="2026-01-01T00:00:00Z">
+        <w:r>
+          <w:t xml:space="preserve">(</w:t>
+        </w:r>
+      </w:ins>
+      <w:hyperlink r:id="rId77">
+        <w:ins w:id="175" w:author="PR Preview" w:date="2026-01-01T00:00:00Z">
+          <w:r>
+            <w:rPr>
+              <w:rStyle w:val="Hyperlink"/>
+            </w:rPr>
+            <w:t xml:space="preserve">Example 10 in Column Space, Null Space and Rank-Nullity</w:t>
+          </w:r>
+        </w:ins>
+      </w:hyperlink>
+      <w:ins w:id="176" w:author="PR Preview" w:date="2026-01-01T00:00:00Z">
+        <w:r>
+          <w:t xml:space="preserve">).</w:t>
+        </w:r>
+      </w:ins>
     </w:p>
     <w:p>
       <w:pPr>
@@ -27512,12 +28745,16 @@
           <w:numId w:val="1012"/>
         </w:numPr>
       </w:pPr>
-      <w:r>
-        <w:t xml:space="preserve">has dimension</w:t>
-      </w:r>
-      <w:r>
-        <w:t xml:space="preserve"> </w:t>
-      </w:r>
+      <w:del w:id="177" w:author="PR Preview" w:date="2026-01-01T00:00:00Z">
+        <w:r>
+          <w:delText xml:space="preserve">has dimension</w:delText>
+        </w:r>
+      </w:del>
+      <w:del w:id="178" w:author="PR Preview" w:date="2026-01-01T00:00:00Z">
+        <w:r>
+          <w:delText xml:space="preserve"> </w:delText>
+        </w:r>
+      </w:del>
       <m:oMath>
         <m:r>
           <m:t>1</m:t>
@@ -27532,18 +28769,26 @@
           <m:t>r</m:t>
         </m:r>
       </m:oMath>
-      <w:r>
-        <w:t xml:space="preserve">,</w:t>
-      </w:r>
-      <w:r>
-        <w:t xml:space="preserve"> </w:t>
-      </w:r>
-      <w:r>
-        <w:t xml:space="preserve">and</w:t>
-      </w:r>
-      <w:r>
-        <w:t xml:space="preserve"> </w:t>
-      </w:r>
+      <w:del w:id="179" w:author="PR Preview" w:date="2026-01-01T00:00:00Z">
+        <w:r>
+          <w:delText xml:space="preserve">,</w:delText>
+        </w:r>
+      </w:del>
+      <w:del w:id="180" w:author="PR Preview" w:date="2026-01-01T00:00:00Z">
+        <w:r>
+          <w:delText xml:space="preserve"> </w:delText>
+        </w:r>
+      </w:del>
+      <w:del w:id="181" w:author="PR Preview" w:date="2026-01-01T00:00:00Z">
+        <w:r>
+          <w:delText xml:space="preserve">and</w:delText>
+        </w:r>
+      </w:del>
+      <w:del w:id="182" w:author="PR Preview" w:date="2026-01-01T00:00:00Z">
+        <w:r>
+          <w:delText xml:space="preserve"> </w:delText>
+        </w:r>
+      </w:del>
       <m:oMath>
         <m:r>
           <m:rPr>
@@ -27671,15 +28916,21 @@
           <m:t>​</m:t>
         </m:r>
       </m:oMath>
-      <w:r>
-        <w:t xml:space="preserve"> </w:t>
-      </w:r>
-      <w:r>
-        <w:t xml:space="preserve">has dimension</w:t>
-      </w:r>
-      <w:r>
-        <w:t xml:space="preserve"> </w:t>
-      </w:r>
+      <w:del w:id="183" w:author="PR Preview" w:date="2026-01-01T00:00:00Z">
+        <w:r>
+          <w:delText xml:space="preserve"> </w:delText>
+        </w:r>
+      </w:del>
+      <w:del w:id="184" w:author="PR Preview" w:date="2026-01-01T00:00:00Z">
+        <w:r>
+          <w:delText xml:space="preserve">has dimension</w:delText>
+        </w:r>
+      </w:del>
+      <w:del w:id="185" w:author="PR Preview" w:date="2026-01-01T00:00:00Z">
+        <w:r>
+          <w:delText xml:space="preserve"> </w:delText>
+        </w:r>
+      </w:del>
       <m:oMath>
         <m:r>
           <m:t>2</m:t>
@@ -27703,29 +28954,294 @@
           <m:t>r</m:t>
         </m:r>
       </m:oMath>
-      <w:r>
-        <w:t xml:space="preserve"> </w:t>
-      </w:r>
-      <w:r>
-        <w:t xml:space="preserve">(</w:t>
-      </w:r>
+      <w:del w:id="186" w:author="PR Preview" w:date="2026-01-01T00:00:00Z">
+        <w:r>
+          <w:delText xml:space="preserve"> </w:delText>
+        </w:r>
+      </w:del>
+      <w:del w:id="187" w:author="PR Preview" w:date="2026-01-01T00:00:00Z">
+        <w:r>
+          <w:delText xml:space="preserve">(</w:delText>
+        </w:r>
+      </w:del>
       <w:hyperlink r:id="rId78">
+        <w:del w:id="188" w:author="PR Preview" w:date="2026-01-01T00:00:00Z">
+          <w:r>
+            <w:rPr>
+              <w:rStyle w:val="Hyperlink"/>
+            </w:rPr>
+            <w:delText xml:space="preserve">Example 12 in Column Space, Null Space and Rank-Nullity</w:delText>
+          </w:r>
+        </w:del>
+      </w:hyperlink>
+      <w:del w:id="189" w:author="PR Preview" w:date="2026-01-01T00:00:00Z">
         <w:r>
-          <w:rPr>
-            <w:rStyle w:val="Hyperlink"/>
-          </w:rPr>
-          <w:t xml:space="preserve">Example 12 in Column Space, Null Space and Rank-Nullity</w:t>
+          <w:delText xml:space="preserve">).</w:delText>
         </w:r>
+      </w:del>
+      <w:del w:id="190" w:author="PR Preview" w:date="2026-01-01T00:00:00Z">
+        <w:r>
+          <w:delText xml:space="preserve"> </w:delText>
+        </w:r>
+      </w:del>
+      <w:del w:id="191" w:author="PR Preview" w:date="2026-01-01T00:00:00Z">
+        <w:r>
+          <w:delText xml:space="preserve">The spanning vectors are orthogonal:</w:delText>
+        </w:r>
+      </w:del>
+    </w:p>
+    <w:p>
+      <w:pPr>
+        <w:pStyle w:val="Compact"/>
+        <w:numPr>
+          <w:ilvl w:val="1"/>
+          <w:numId w:val="1012"/>
+        </w:numPr>
+      </w:pPr>
+      <w:ins w:id="192" w:author="PR Preview" w:date="2026-01-01T00:00:00Z">
+        <w:r>
+          <w:t xml:space="preserve">has dimension</w:t>
+        </w:r>
+      </w:ins>
+      <w:ins w:id="193" w:author="PR Preview" w:date="2026-01-01T00:00:00Z">
+        <w:r>
+          <w:t xml:space="preserve"> </w:t>
+        </w:r>
+      </w:ins>
+      <m:oMath>
+        <m:r>
+          <m:t>1</m:t>
+        </m:r>
+        <m:r>
+          <m:rPr>
+            <m:sty m:val="p"/>
+          </m:rPr>
+          <m:t>=</m:t>
+        </m:r>
+        <m:r>
+          <m:t>r</m:t>
+        </m:r>
+      </m:oMath>
+      <w:ins w:id="194" w:author="PR Preview" w:date="2026-01-01T00:00:00Z">
+        <w:r>
+          <w:t xml:space="preserve">,</w:t>
+        </w:r>
+      </w:ins>
+      <w:ins w:id="195" w:author="PR Preview" w:date="2026-01-01T00:00:00Z">
+        <w:r>
+          <w:t xml:space="preserve"> </w:t>
+        </w:r>
+      </w:ins>
+      <w:ins w:id="196" w:author="PR Preview" w:date="2026-01-01T00:00:00Z">
+        <w:r>
+          <w:t xml:space="preserve">and</w:t>
+        </w:r>
+      </w:ins>
+      <w:ins w:id="197" w:author="PR Preview" w:date="2026-01-01T00:00:00Z">
+        <w:r>
+          <w:t xml:space="preserve"> </w:t>
+        </w:r>
+      </w:ins>
+      <m:oMath>
+        <m:r>
+          <m:rPr>
+            <m:scr m:val="script"/>
+            <m:sty m:val="p"/>
+          </m:rPr>
+          <m:t>N</m:t>
+        </m:r>
+        <m:r>
+          <m:rPr>
+            <m:sty m:val="p"/>
+          </m:rPr>
+          <m:t>(</m:t>
+        </m:r>
+        <m:r>
+          <m:rPr>
+            <m:sty m:val="bi"/>
+          </m:rPr>
+          <m:t>A</m:t>
+        </m:r>
+        <m:r>
+          <m:rPr>
+            <m:sty m:val="p"/>
+          </m:rPr>
+          <m:t>)</m:t>
+        </m:r>
+        <m:r>
+          <m:rPr>
+            <m:sty m:val="p"/>
+          </m:rPr>
+          <m:t>=</m:t>
+        </m:r>
+        <m:r>
+          <m:rPr>
+            <m:sty m:val="p"/>
+          </m:rPr>
+          <m:t>span</m:t>
+        </m:r>
+        <m:r>
+          <m:t>​</m:t>
+        </m:r>
+        <m:d>
+          <m:dPr>
+            <m:begChr m:val="{"/>
+            <m:sepChr m:val=""/>
+            <m:endChr m:val="}"/>
+            <m:grow/>
+          </m:dPr>
+          <m:e>
+            <m:r>
+              <m:rPr>
+                <m:sty m:val="p"/>
+              </m:rPr>
+              <m:t>(</m:t>
+            </m:r>
+            <m:r>
+              <m:t>2</m:t>
+            </m:r>
+            <m:r>
+              <m:rPr>
+                <m:sty m:val="p"/>
+              </m:rPr>
+              <m:t>,</m:t>
+            </m:r>
+            <m:r>
+              <m:t>1</m:t>
+            </m:r>
+            <m:r>
+              <m:rPr>
+                <m:sty m:val="p"/>
+              </m:rPr>
+              <m:t>,</m:t>
+            </m:r>
+            <m:r>
+              <m:t>0</m:t>
+            </m:r>
+            <m:r>
+              <m:rPr>
+                <m:sty m:val="p"/>
+              </m:rPr>
+              <m:t>)</m:t>
+            </m:r>
+            <m:r>
+              <m:rPr>
+                <m:sty m:val="p"/>
+              </m:rPr>
+              <m:t>,</m:t>
+            </m:r>
+            <m:r>
+              <m:rPr>
+                <m:sty m:val="p"/>
+              </m:rPr>
+              <m:t>(</m:t>
+            </m:r>
+            <m:r>
+              <m:t>2</m:t>
+            </m:r>
+            <m:r>
+              <m:rPr>
+                <m:sty m:val="p"/>
+              </m:rPr>
+              <m:t>,</m:t>
+            </m:r>
+            <m:r>
+              <m:t>0</m:t>
+            </m:r>
+            <m:r>
+              <m:rPr>
+                <m:sty m:val="p"/>
+              </m:rPr>
+              <m:t>,</m:t>
+            </m:r>
+            <m:r>
+              <m:t>1</m:t>
+            </m:r>
+            <m:r>
+              <m:rPr>
+                <m:sty m:val="p"/>
+              </m:rPr>
+              <m:t>)</m:t>
+            </m:r>
+          </m:e>
+        </m:d>
+        <m:r>
+          <m:t>​</m:t>
+        </m:r>
+      </m:oMath>
+      <w:ins w:id="198" w:author="PR Preview" w:date="2026-01-01T00:00:00Z">
+        <w:r>
+          <w:t xml:space="preserve"> </w:t>
+        </w:r>
+      </w:ins>
+      <w:ins w:id="199" w:author="PR Preview" w:date="2026-01-01T00:00:00Z">
+        <w:r>
+          <w:t xml:space="preserve">has dimension</w:t>
+        </w:r>
+      </w:ins>
+      <w:ins w:id="200" w:author="PR Preview" w:date="2026-01-01T00:00:00Z">
+        <w:r>
+          <w:t xml:space="preserve"> </w:t>
+        </w:r>
+      </w:ins>
+      <m:oMath>
+        <m:r>
+          <m:t>2</m:t>
+        </m:r>
+        <m:r>
+          <m:rPr>
+            <m:sty m:val="p"/>
+          </m:rPr>
+          <m:t>=</m:t>
+        </m:r>
+        <m:r>
+          <m:t>n</m:t>
+        </m:r>
+        <m:r>
+          <m:rPr>
+            <m:sty m:val="p"/>
+          </m:rPr>
+          <m:t>−</m:t>
+        </m:r>
+        <m:r>
+          <m:t>r</m:t>
+        </m:r>
+      </m:oMath>
+      <w:ins w:id="201" w:author="PR Preview" w:date="2026-01-01T00:00:00Z">
+        <w:r>
+          <w:t xml:space="preserve"> </w:t>
+        </w:r>
+      </w:ins>
+      <w:ins w:id="202" w:author="PR Preview" w:date="2026-01-01T00:00:00Z">
+        <w:r>
+          <w:t xml:space="preserve">(</w:t>
+        </w:r>
+      </w:ins>
+      <w:hyperlink r:id="rId78">
+        <w:ins w:id="203" w:author="PR Preview" w:date="2026-01-01T00:00:00Z">
+          <w:r>
+            <w:rPr>
+              <w:rStyle w:val="Hyperlink"/>
+            </w:rPr>
+            <w:t xml:space="preserve">Example 11 in Column Space, Null Space and Rank-Nullity</w:t>
+          </w:r>
+        </w:ins>
       </w:hyperlink>
-      <w:r>
-        <w:t xml:space="preserve">).</w:t>
-      </w:r>
-      <w:r>
-        <w:t xml:space="preserve"> </w:t>
-      </w:r>
-      <w:r>
-        <w:t xml:space="preserve">The spanning vectors are orthogonal:</w:t>
-      </w:r>
+      <w:ins w:id="204" w:author="PR Preview" w:date="2026-01-01T00:00:00Z">
+        <w:r>
+          <w:t xml:space="preserve">).</w:t>
+        </w:r>
+      </w:ins>
+      <w:ins w:id="205" w:author="PR Preview" w:date="2026-01-01T00:00:00Z">
+        <w:r>
+          <w:t xml:space="preserve"> </w:t>
+        </w:r>
+      </w:ins>
+      <w:ins w:id="206" w:author="PR Preview" w:date="2026-01-01T00:00:00Z">
+        <w:r>
+          <w:t xml:space="preserve">The spanning vectors are orthogonal:</w:t>
+        </w:r>
+      </w:ins>
     </w:p>
     <w:p>
       <w:pPr>
